--- a/changes_report.docx
+++ b/changes_report.docx
@@ -27,7 +27,7 @@
     </w:p>
     <w:p>
       <w:r>
-        <w:t>Fix Spring Cloud startup, secure admin API key, and restore service routing</w:t>
+        <w:t>Update MySQL database URL across business services</w:t>
       </w:r>
     </w:p>
     <w:p>
@@ -46,7 +46,7 @@
         <w:pStyle w:val="ListBullet"/>
       </w:pPr>
       <w:r>
-        <w:t>Started the complete Spring Boot/Spring Cloud topology locally: Eureka registry, three business services, and the gateway.</w:t>
+        <w:t>Updated all business services to use the resolved MySQL database URL.</w:t>
       </w:r>
     </w:p>
     <w:p>
@@ -54,23 +54,7 @@
         <w:pStyle w:val="ListBullet"/>
       </w:pPr>
       <w:r>
-        <w:t>Configured the gateway to listen on port 21690 while retaining Eureka discovery-based routing to the business microservices.</w:t>
-      </w:r>
-    </w:p>
-    <w:p>
-      <w:pPr>
-        <w:pStyle w:val="ListBullet"/>
-      </w:pPr>
-      <w:r>
-        <w:t>Preserved the existing admin API-key endpoints at `/api/v1/api-keys` and moved their configuration to the application configuration namespace.</w:t>
-      </w:r>
-    </w:p>
-    <w:p>
-      <w:pPr>
-        <w:pStyle w:val="ListBullet"/>
-      </w:pPr>
-      <w:r>
-        <w:t>Added the missing Eureka server and gateway Dockerfiles referenced by Docker Compose.</w:t>
+        <w:t>Preserved the existing MySQL Connector/J, API-key authentication, CORS, and service functionality.</w:t>
       </w:r>
     </w:p>
     <w:p>
@@ -89,7 +73,7 @@
         <w:pStyle w:val="ListBullet"/>
       </w:pPr>
       <w:r>
-        <w:t>`pom.xml` — upgraded the Spring Cloud release train to 2025.0.0 for Spring Boot 3.5.0 compatibility.</w:t>
+        <w:t>`project-service/src/main/resources/application.properties` — changed the environment-backed MySQL JDBC fallback URL.</w:t>
       </w:r>
     </w:p>
     <w:p>
@@ -97,7 +81,7 @@
         <w:pStyle w:val="ListBullet"/>
       </w:pPr>
       <w:r>
-        <w:t>`user-service/src/main/java/com/example/userservice/controller/ApiKeyController.java` — reads the admin key from the configured application property.</w:t>
+        <w:t>`task-service/src/main/resources/application.properties` — changed the environment-backed MySQL JDBC fallback URL.</w:t>
       </w:r>
     </w:p>
     <w:p>
@@ -105,7 +89,7 @@
         <w:pStyle w:val="ListBullet"/>
       </w:pPr>
       <w:r>
-        <w:t>`user-service/src/main/resources/application.properties` — added the environment-backed admin API-key property; retained the resolved PostgreSQL URL.</w:t>
+        <w:t>`user-service/src/main/resources/application.properties` — changed the environment-backed MySQL JDBC fallback URL.</w:t>
       </w:r>
     </w:p>
     <w:p>
@@ -113,47 +97,7 @@
         <w:pStyle w:val="ListBullet"/>
       </w:pPr>
       <w:r>
-        <w:t>`user-service/src/test/java/com/example/userservice/controller/ApiKeyControllerIntegrationTest.java` — aligned test configuration with the new admin API-key property.</w:t>
-      </w:r>
-    </w:p>
-    <w:p>
-      <w:pPr>
-        <w:pStyle w:val="ListBullet"/>
-      </w:pPr>
-      <w:r>
-        <w:t>`gateway-service/src/main/resources/application.yml` — uses port 21690 by default, with `SERVER_PORT` override support.</w:t>
-      </w:r>
-    </w:p>
-    <w:p>
-      <w:pPr>
-        <w:pStyle w:val="ListBullet"/>
-      </w:pPr>
-      <w:r>
-        <w:t>`docker-compose.yml` — aligns gateway port and health check with port 21690.</w:t>
-      </w:r>
-    </w:p>
-    <w:p>
-      <w:pPr>
-        <w:pStyle w:val="ListBullet"/>
-      </w:pPr>
-      <w:r>
-        <w:t>`start.sh` — packages the Maven reactor, starts a local Eureka registry and business services, then runs the gateway in the foreground.</w:t>
-      </w:r>
-    </w:p>
-    <w:p>
-      <w:pPr>
-        <w:pStyle w:val="ListBullet"/>
-      </w:pPr>
-      <w:r>
-        <w:t>`README.md` — documents the gateway's port 21690 URL.</w:t>
-      </w:r>
-    </w:p>
-    <w:p>
-      <w:pPr>
-        <w:pStyle w:val="ListBullet"/>
-      </w:pPr>
-      <w:r>
-        <w:t>`admin_keys.env` — removed because it contained a committed active credential.</w:t>
+        <w:t>`ai_changes.md` — recorded this database endpoint update and verification result.</w:t>
       </w:r>
     </w:p>
     <w:p>
@@ -172,15 +116,7 @@
         <w:pStyle w:val="ListBullet"/>
       </w:pPr>
       <w:r>
-        <w:t>`eureka-server/Dockerfile` — builds and runs the Eureka registry image referenced by Docker Compose.</w:t>
-      </w:r>
-    </w:p>
-    <w:p>
-      <w:pPr>
-        <w:pStyle w:val="ListBullet"/>
-      </w:pPr>
-      <w:r>
-        <w:t>`gateway-service/Dockerfile` — builds and runs the gateway image referenced by Docker Compose.</w:t>
+        <w:t>None.</w:t>
       </w:r>
     </w:p>
     <w:p>
@@ -199,7 +135,7 @@
         <w:pStyle w:val="ListBullet"/>
       </w:pPr>
       <w:r>
-        <w:t>`ADMIN_API_KEY` -&gt; `app.secret.admin-api-key` in `user-service/src/main/resources/application.properties`.</w:t>
+        <w:t>None; existing datasource credentials remain environment-backed as `MYSQL_USERNAME` and `MYSQL_PASSWORD`.</w:t>
       </w:r>
     </w:p>
     <w:p>
@@ -218,7 +154,7 @@
         <w:pStyle w:val="ListBullet"/>
       </w:pPr>
       <w:r>
-        <w:t>`jdbc:postgresql://localhost:5432/gen_a102c58a56e9` -&gt; `jdbc:postgresql://localhost:5432/gen_a102c58a56e9`.</w:t>
+        <w:t>`jdbc:mysql://localhost:3306/gen_a102c58a56e9` -&gt; `jdbc:mysql://localhost:3306/gen_12736d347011` for project-service, task-service, and user-service.</w:t>
       </w:r>
     </w:p>
     <w:p>
@@ -242,7 +178,7 @@
         <w:pStyle w:val="ListBullet"/>
       </w:pPr>
       <w:r>
-        <w:t>Started the complete Spring Boot/Spring Cloud topology locally: Eureka registry, three business services, and the gateway.</w:t>
+        <w:t>Updated all business services to use the resolved MySQL database URL.</w:t>
       </w:r>
     </w:p>
     <w:p>
@@ -250,23 +186,7 @@
         <w:pStyle w:val="ListBullet"/>
       </w:pPr>
       <w:r>
-        <w:t>Configured the gateway to listen on port 21690 while retaining Eureka discovery-based routing to the business microservices.</w:t>
-      </w:r>
-    </w:p>
-    <w:p>
-      <w:pPr>
-        <w:pStyle w:val="ListBullet"/>
-      </w:pPr>
-      <w:r>
-        <w:t>Preserved the existing admin API-key endpoints at `/api/v1/api-keys` and moved their configuration to the application configuration namespace.</w:t>
-      </w:r>
-    </w:p>
-    <w:p>
-      <w:pPr>
-        <w:pStyle w:val="ListBullet"/>
-      </w:pPr>
-      <w:r>
-        <w:t>Added the missing Eureka server and gateway Dockerfiles referenced by Docker Compose.</w:t>
+        <w:t>Preserved the existing MySQL Connector/J, API-key authentication, CORS, and service functionality.</w:t>
       </w:r>
     </w:p>
     <w:p>
@@ -279,7 +199,7 @@
         <w:pStyle w:val="ListBullet"/>
       </w:pPr>
       <w:r>
-        <w:t>`pom.xml` — upgraded the Spring Cloud release train to 2025.0.0 for Spring Boot 3.5.0 compatibility.</w:t>
+        <w:t>`project-service/src/main/resources/application.properties` — changed the environment-backed MySQL JDBC fallback URL.</w:t>
       </w:r>
     </w:p>
     <w:p>
@@ -287,7 +207,7 @@
         <w:pStyle w:val="ListBullet"/>
       </w:pPr>
       <w:r>
-        <w:t>`user-service/src/main/java/com/example/userservice/controller/ApiKeyController.java` — reads the admin key from the configured application property.</w:t>
+        <w:t>`task-service/src/main/resources/application.properties` — changed the environment-backed MySQL JDBC fallback URL.</w:t>
       </w:r>
     </w:p>
     <w:p>
@@ -295,7 +215,7 @@
         <w:pStyle w:val="ListBullet"/>
       </w:pPr>
       <w:r>
-        <w:t>`user-service/src/main/resources/application.properties` — added the environment-backed admin API-key property; retained the resolved PostgreSQL URL.</w:t>
+        <w:t>`user-service/src/main/resources/application.properties` — changed the environment-backed MySQL JDBC fallback URL.</w:t>
       </w:r>
     </w:p>
     <w:p>
@@ -303,47 +223,7 @@
         <w:pStyle w:val="ListBullet"/>
       </w:pPr>
       <w:r>
-        <w:t>`user-service/src/test/java/com/example/userservice/controller/ApiKeyControllerIntegrationTest.java` — aligned test configuration with the new admin API-key property.</w:t>
-      </w:r>
-    </w:p>
-    <w:p>
-      <w:pPr>
-        <w:pStyle w:val="ListBullet"/>
-      </w:pPr>
-      <w:r>
-        <w:t>`gateway-service/src/main/resources/application.yml` — uses port 21690 by default, with `SERVER_PORT` override support.</w:t>
-      </w:r>
-    </w:p>
-    <w:p>
-      <w:pPr>
-        <w:pStyle w:val="ListBullet"/>
-      </w:pPr>
-      <w:r>
-        <w:t>`docker-compose.yml` — aligns gateway port and health check with port 21690.</w:t>
-      </w:r>
-    </w:p>
-    <w:p>
-      <w:pPr>
-        <w:pStyle w:val="ListBullet"/>
-      </w:pPr>
-      <w:r>
-        <w:t>`start.sh` — packages the Maven reactor, starts a local Eureka registry and business services, then runs the gateway in the foreground.</w:t>
-      </w:r>
-    </w:p>
-    <w:p>
-      <w:pPr>
-        <w:pStyle w:val="ListBullet"/>
-      </w:pPr>
-      <w:r>
-        <w:t>`README.md` — documents the gateway's port 21690 URL.</w:t>
-      </w:r>
-    </w:p>
-    <w:p>
-      <w:pPr>
-        <w:pStyle w:val="ListBullet"/>
-      </w:pPr>
-      <w:r>
-        <w:t>`admin_keys.env` — removed because it contained a committed active credential.</w:t>
+        <w:t>`ai_changes.md` — recorded this database endpoint update and verification result.</w:t>
       </w:r>
     </w:p>
     <w:p>
@@ -356,15 +236,7 @@
         <w:pStyle w:val="ListBullet"/>
       </w:pPr>
       <w:r>
-        <w:t>`eureka-server/Dockerfile` — builds and runs the Eureka registry image referenced by Docker Compose.</w:t>
-      </w:r>
-    </w:p>
-    <w:p>
-      <w:pPr>
-        <w:pStyle w:val="ListBullet"/>
-      </w:pPr>
-      <w:r>
-        <w:t>`gateway-service/Dockerfile` — builds and runs the gateway image referenced by Docker Compose.</w:t>
+        <w:t>None.</w:t>
       </w:r>
     </w:p>
     <w:p>
@@ -397,20 +269,6 @@
         <w:t>Pass/Fail</w:t>
         <w:tab/>
         <w:t>Reason</w:t>
-        <w:br/>
-        <w:t>1</w:t>
-        <w:tab/>
-        <w:t>N/A</w:t>
-        <w:tab/>
-        <w:t>N/A</w:t>
-        <w:tab/>
-        <w:t>API endpoint execution</w:t>
-        <w:tab/>
-        <w:t>N/A</w:t>
-        <w:tab/>
-        <w:t>FAIL</w:t>
-        <w:tab/>
-        <w:t>Skipped: testing_framework is none; Steps 6, 8, and 10 required no server start or API tests.</w:t>
       </w:r>
     </w:p>
     <w:sectPr>

--- a/changes_report.docx
+++ b/changes_report.docx
@@ -27,7 +27,7 @@
     </w:p>
     <w:p>
       <w:r>
-        <w:t>Update MySQL database URL across business services</w:t>
+        <w:t>Fix gateway routing for registered microservices</w:t>
       </w:r>
     </w:p>
     <w:p>
@@ -46,7 +46,7 @@
         <w:pStyle w:val="ListBullet"/>
       </w:pPr>
       <w:r>
-        <w:t>Updated all business services to use the resolved MySQL database URL.</w:t>
+        <w:t>Corrected Eureka registration endpoints so gateway and business microservices use the running Eureka server.</w:t>
       </w:r>
     </w:p>
     <w:p>
@@ -54,7 +54,23 @@
         <w:pStyle w:val="ListBullet"/>
       </w:pPr>
       <w:r>
-        <w:t>Preserved the existing MySQL Connector/J, API-key authentication, CORS, and service functionality.</w:t>
+        <w:t>Added explicit load-balanced gateway routes for task-service, user-service, and project-service, each stripping its service path prefix before forwarding.</w:t>
+      </w:r>
+    </w:p>
+    <w:p>
+      <w:pPr>
+        <w:pStyle w:val="ListBullet"/>
+      </w:pPr>
+      <w:r>
+        <w:t>Set the gateway's default server port to 29472 for platform deployment.</w:t>
+      </w:r>
+    </w:p>
+    <w:p>
+      <w:pPr>
+        <w:pStyle w:val="ListBullet"/>
+      </w:pPr>
+      <w:r>
+        <w:t>Made MySQL seed data compatible and idempotent so all routed microservices start successfully.</w:t>
       </w:r>
     </w:p>
     <w:p>
@@ -73,7 +89,7 @@
         <w:pStyle w:val="ListBullet"/>
       </w:pPr>
       <w:r>
-        <w:t>`project-service/src/main/resources/application.properties` — changed the environment-backed MySQL JDBC fallback URL.</w:t>
+        <w:t>gateway-service/src/main/resources/application.yml — set port 29472, corrected Eureka URL, and added explicit routes to the three business services.</w:t>
       </w:r>
     </w:p>
     <w:p>
@@ -81,7 +97,7 @@
         <w:pStyle w:val="ListBullet"/>
       </w:pPr>
       <w:r>
-        <w:t>`task-service/src/main/resources/application.properties` — changed the environment-backed MySQL JDBC fallback URL.</w:t>
+        <w:t>user-service/src/main/resources/application.yml — corrected Eureka URL.</w:t>
       </w:r>
     </w:p>
     <w:p>
@@ -89,7 +105,7 @@
         <w:pStyle w:val="ListBullet"/>
       </w:pPr>
       <w:r>
-        <w:t>`user-service/src/main/resources/application.properties` — changed the environment-backed MySQL JDBC fallback URL.</w:t>
+        <w:t>project-service/src/main/resources/application.yml — corrected Eureka URL.</w:t>
       </w:r>
     </w:p>
     <w:p>
@@ -97,7 +113,71 @@
         <w:pStyle w:val="ListBullet"/>
       </w:pPr>
       <w:r>
-        <w:t>`ai_changes.md` — recorded this database endpoint update and verification result.</w:t>
+        <w:t>task-service/src/main/resources/application.yml — corrected Eureka URL.</w:t>
+      </w:r>
+    </w:p>
+    <w:p>
+      <w:pPr>
+        <w:pStyle w:val="ListBullet"/>
+      </w:pPr>
+      <w:r>
+        <w:t>user-service/src/main/resources/application.properties — use APP_DATASOURCE_URL and define an environment-overridable admin API key default.</w:t>
+      </w:r>
+    </w:p>
+    <w:p>
+      <w:pPr>
+        <w:pStyle w:val="ListBullet"/>
+      </w:pPr>
+      <w:r>
+        <w:t>project-service/src/main/resources/application.properties — use APP_DATASOURCE_URL to avoid an incompatible injected URL.</w:t>
+      </w:r>
+    </w:p>
+    <w:p>
+      <w:pPr>
+        <w:pStyle w:val="ListBullet"/>
+      </w:pPr>
+      <w:r>
+        <w:t>task-service/src/main/resources/application.properties — use APP_DATASOURCE_URL to avoid an incompatible injected URL.</w:t>
+      </w:r>
+    </w:p>
+    <w:p>
+      <w:pPr>
+        <w:pStyle w:val="ListBullet"/>
+      </w:pPr>
+      <w:r>
+        <w:t>user-service/src/main/resources/data.sql — converted seed statements to MySQL syntax and normalized generated identifiers.</w:t>
+      </w:r>
+    </w:p>
+    <w:p>
+      <w:pPr>
+        <w:pStyle w:val="ListBullet"/>
+      </w:pPr>
+      <w:r>
+        <w:t>project-service/src/main/resources/data.sql — converted seed statements to MySQL syntax and normalized generated identifiers.</w:t>
+      </w:r>
+    </w:p>
+    <w:p>
+      <w:pPr>
+        <w:pStyle w:val="ListBullet"/>
+      </w:pPr>
+      <w:r>
+        <w:t>task-service/src/main/resources/data.sql — converted seed statements to MySQL syntax and normalized generated identifiers.</w:t>
+      </w:r>
+    </w:p>
+    <w:p>
+      <w:pPr>
+        <w:pStyle w:val="ListBullet"/>
+      </w:pPr>
+      <w:r>
+        <w:t>gateway-service/src/test/java/com/example/gatewayservice/GatewayRoutingTest.java — aligned the integration test port with the platform gateway port.</w:t>
+      </w:r>
+    </w:p>
+    <w:p>
+      <w:pPr>
+        <w:pStyle w:val="ListBullet"/>
+      </w:pPr>
+      <w:r>
+        <w:t>ai_changes.md — documented final changes and verification.</w:t>
       </w:r>
     </w:p>
     <w:p>
@@ -116,7 +196,7 @@
         <w:pStyle w:val="ListBullet"/>
       </w:pPr>
       <w:r>
-        <w:t>None.</w:t>
+        <w:t>api_tests/test_microservices.sh — checks all three microservice health endpoints through the gateway.</w:t>
       </w:r>
     </w:p>
     <w:p>
@@ -135,7 +215,7 @@
         <w:pStyle w:val="ListBullet"/>
       </w:pPr>
       <w:r>
-        <w:t>None; existing datasource credentials remain environment-backed as `MYSQL_USERNAME` and `MYSQL_PASSWORD`.</w:t>
+        <w:t>admin API key -&gt; app.secret.admin-api-key (environment override: ADMIN_API_KEY).</w:t>
       </w:r>
     </w:p>
     <w:p>
@@ -154,7 +234,63 @@
         <w:pStyle w:val="ListBullet"/>
       </w:pPr>
       <w:r>
-        <w:t>`jdbc:mysql://localhost:3306/gen_a102c58a56e9` -&gt; `jdbc:mysql://localhost:3306/gen_12736d347011` for project-service, task-service, and user-service.</w:t>
+        <w:t>jdbc:mysql://localhost:3306/gen_12736d347011 -&gt; jdbc:mysql://localhost:3306/gen_12736d347011 (used as the APP_DATASOURCE_URL fallback for all business services).</w:t>
+      </w:r>
+    </w:p>
+    <w:p>
+      <w:pPr>
+        <w:pStyle w:val="Heading1"/>
+      </w:pPr>
+      <w:r>
+        <w:rPr>
+          <w:color w:val="2F5496"/>
+        </w:rPr>
+        <w:t>Test Results Summary</w:t>
+      </w:r>
+    </w:p>
+    <w:p>
+      <w:r>
+        <w:t>4 PASSED, 0 FAILED, 0 SKIPPED</w:t>
+      </w:r>
+    </w:p>
+    <w:p>
+      <w:pPr>
+        <w:pStyle w:val="ListBullet"/>
+      </w:pPr>
+      <w:r>
+        <w:t>Gateway actuator health: PASSED (200).</w:t>
+      </w:r>
+    </w:p>
+    <w:p>
+      <w:pPr>
+        <w:pStyle w:val="ListBullet"/>
+      </w:pPr>
+      <w:r>
+        <w:t>task-service gateway health route: PASSED (200).</w:t>
+      </w:r>
+    </w:p>
+    <w:p>
+      <w:pPr>
+        <w:pStyle w:val="ListBullet"/>
+      </w:pPr>
+      <w:r>
+        <w:t>user-service gateway health route: PASSED (200).</w:t>
+      </w:r>
+    </w:p>
+    <w:p>
+      <w:pPr>
+        <w:pStyle w:val="ListBullet"/>
+      </w:pPr>
+      <w:r>
+        <w:t>project-service gateway health route: PASSED (200).</w:t>
+      </w:r>
+    </w:p>
+    <w:p>
+      <w:pPr>
+        <w:pStyle w:val="ListBullet"/>
+      </w:pPr>
+      <w:r>
+        <w:t>Maven suite: PASSED (26 tests).</w:t>
       </w:r>
     </w:p>
     <w:p>
@@ -170,7 +306,7 @@
     </w:p>
     <w:p>
       <w:r>
-        <w:t>New capabilities introduced into the existing project:</w:t>
+        <w:t>Features Added:</w:t>
       </w:r>
     </w:p>
     <w:p>
@@ -178,7 +314,7 @@
         <w:pStyle w:val="ListBullet"/>
       </w:pPr>
       <w:r>
-        <w:t>Updated all business services to use the resolved MySQL database URL.</w:t>
+        <w:t>Corrected Eureka registration endpoints so gateway and business microservices use the running Eureka server.</w:t>
       </w:r>
     </w:p>
     <w:p>
@@ -186,12 +322,7 @@
         <w:pStyle w:val="ListBullet"/>
       </w:pPr>
       <w:r>
-        <w:t>Preserved the existing MySQL Connector/J, API-key authentication, CORS, and service functionality.</w:t>
-      </w:r>
-    </w:p>
-    <w:p>
-      <w:r>
-        <w:t>Existing files extended or updated to support the new features:</w:t>
+        <w:t>Added explicit load-balanced gateway routes for task-service, user-service, and project-service, each stripping its service path prefix before forwarding.</w:t>
       </w:r>
     </w:p>
     <w:p>
@@ -199,7 +330,7 @@
         <w:pStyle w:val="ListBullet"/>
       </w:pPr>
       <w:r>
-        <w:t>`project-service/src/main/resources/application.properties` — changed the environment-backed MySQL JDBC fallback URL.</w:t>
+        <w:t>Set the gateway's default server port to 29472 for platform deployment.</w:t>
       </w:r>
     </w:p>
     <w:p>
@@ -207,7 +338,12 @@
         <w:pStyle w:val="ListBullet"/>
       </w:pPr>
       <w:r>
-        <w:t>`task-service/src/main/resources/application.properties` — changed the environment-backed MySQL JDBC fallback URL.</w:t>
+        <w:t>Made MySQL seed data compatible and idempotent so all routed microservices start successfully.</w:t>
+      </w:r>
+    </w:p>
+    <w:p>
+      <w:r>
+        <w:t>Files Modified:</w:t>
       </w:r>
     </w:p>
     <w:p>
@@ -215,7 +351,7 @@
         <w:pStyle w:val="ListBullet"/>
       </w:pPr>
       <w:r>
-        <w:t>`user-service/src/main/resources/application.properties` — changed the environment-backed MySQL JDBC fallback URL.</w:t>
+        <w:t>gateway-service/src/main/resources/application.yml — set port 29472, corrected Eureka URL, and added explicit routes to the three business services.</w:t>
       </w:r>
     </w:p>
     <w:p>
@@ -223,12 +359,7 @@
         <w:pStyle w:val="ListBullet"/>
       </w:pPr>
       <w:r>
-        <w:t>`ai_changes.md` — recorded this database endpoint update and verification result.</w:t>
-      </w:r>
-    </w:p>
-    <w:p>
-      <w:r>
-        <w:t>New files created as part of this change:</w:t>
+        <w:t>user-service/src/main/resources/application.yml — corrected Eureka URL.</w:t>
       </w:r>
     </w:p>
     <w:p>
@@ -236,7 +367,92 @@
         <w:pStyle w:val="ListBullet"/>
       </w:pPr>
       <w:r>
-        <w:t>None.</w:t>
+        <w:t>project-service/src/main/resources/application.yml — corrected Eureka URL.</w:t>
+      </w:r>
+    </w:p>
+    <w:p>
+      <w:pPr>
+        <w:pStyle w:val="ListBullet"/>
+      </w:pPr>
+      <w:r>
+        <w:t>task-service/src/main/resources/application.yml — corrected Eureka URL.</w:t>
+      </w:r>
+    </w:p>
+    <w:p>
+      <w:pPr>
+        <w:pStyle w:val="ListBullet"/>
+      </w:pPr>
+      <w:r>
+        <w:t>user-service/src/main/resources/application.properties — use APP_DATASOURCE_URL and define an environment-overridable admin API key default.</w:t>
+      </w:r>
+    </w:p>
+    <w:p>
+      <w:pPr>
+        <w:pStyle w:val="ListBullet"/>
+      </w:pPr>
+      <w:r>
+        <w:t>project-service/src/main/resources/application.properties — use APP_DATASOURCE_URL to avoid an incompatible injected URL.</w:t>
+      </w:r>
+    </w:p>
+    <w:p>
+      <w:pPr>
+        <w:pStyle w:val="ListBullet"/>
+      </w:pPr>
+      <w:r>
+        <w:t>task-service/src/main/resources/application.properties — use APP_DATASOURCE_URL to avoid an incompatible injected URL.</w:t>
+      </w:r>
+    </w:p>
+    <w:p>
+      <w:pPr>
+        <w:pStyle w:val="ListBullet"/>
+      </w:pPr>
+      <w:r>
+        <w:t>user-service/src/main/resources/data.sql — converted seed statements to MySQL syntax and normalized generated identifiers.</w:t>
+      </w:r>
+    </w:p>
+    <w:p>
+      <w:pPr>
+        <w:pStyle w:val="ListBullet"/>
+      </w:pPr>
+      <w:r>
+        <w:t>project-service/src/main/resources/data.sql — converted seed statements to MySQL syntax and normalized generated identifiers.</w:t>
+      </w:r>
+    </w:p>
+    <w:p>
+      <w:pPr>
+        <w:pStyle w:val="ListBullet"/>
+      </w:pPr>
+      <w:r>
+        <w:t>task-service/src/main/resources/data.sql — converted seed statements to MySQL syntax and normalized generated identifiers.</w:t>
+      </w:r>
+    </w:p>
+    <w:p>
+      <w:pPr>
+        <w:pStyle w:val="ListBullet"/>
+      </w:pPr>
+      <w:r>
+        <w:t>gateway-service/src/test/java/com/example/gatewayservice/GatewayRoutingTest.java — aligned the integration test port with the platform gateway port.</w:t>
+      </w:r>
+    </w:p>
+    <w:p>
+      <w:pPr>
+        <w:pStyle w:val="ListBullet"/>
+      </w:pPr>
+      <w:r>
+        <w:t>ai_changes.md — documented final changes and verification.</w:t>
+      </w:r>
+    </w:p>
+    <w:p>
+      <w:r>
+        <w:t>Files Added:</w:t>
+      </w:r>
+    </w:p>
+    <w:p>
+      <w:pPr>
+        <w:pStyle w:val="ListBullet"/>
+      </w:pPr>
+      <w:r>
+        <w:t>api_tests/test_microservices.sh — checks all three microservice health endpoints through the gateway.</w:t>
       </w:r>
     </w:p>
     <w:p>
@@ -269,6 +485,57 @@
         <w:t>Pass/Fail</w:t>
         <w:tab/>
         <w:t>Reason</w:t>
+        <w:br/>
+        <w:t>1</w:t>
+        <w:tab/>
+        <w:t>GET</w:t>
+        <w:tab/>
+        <w:t>/actuator/health</w:t>
+        <w:tab/>
+        <w:t>Gateway health check</w:t>
+        <w:tab/>
+        <w:t>200</w:t>
+        <w:tab/>
+        <w:t>PASS</w:t>
+        <w:tab/>
+        <w:br/>
+        <w:t>2</w:t>
+        <w:tab/>
+        <w:t>GET</w:t>
+        <w:tab/>
+        <w:t>/task-service/actuator/health</w:t>
+        <w:tab/>
+        <w:t>Gateway route to task-service health</w:t>
+        <w:tab/>
+        <w:t>200</w:t>
+        <w:tab/>
+        <w:t>PASS</w:t>
+        <w:tab/>
+        <w:br/>
+        <w:t>3</w:t>
+        <w:tab/>
+        <w:t>GET</w:t>
+        <w:tab/>
+        <w:t>/user-service/actuator/health</w:t>
+        <w:tab/>
+        <w:t>Gateway route to user-service health</w:t>
+        <w:tab/>
+        <w:t>200</w:t>
+        <w:tab/>
+        <w:t>PASS</w:t>
+        <w:tab/>
+        <w:br/>
+        <w:t>4</w:t>
+        <w:tab/>
+        <w:t>GET</w:t>
+        <w:tab/>
+        <w:t>/project-service/actuator/health</w:t>
+        <w:tab/>
+        <w:t>Gateway route to project-service health</w:t>
+        <w:tab/>
+        <w:t>200</w:t>
+        <w:tab/>
+        <w:t>PASS</w:t>
       </w:r>
     </w:p>
     <w:sectPr>

--- a/changes_report.docx
+++ b/changes_report.docx
@@ -27,7 +27,7 @@
     </w:p>
     <w:p>
       <w:r>
-        <w:t>Fix gateway routing for registered microservices</w:t>
+        <w:t>Fix containerized Eureka discovery and gateway routing</w:t>
       </w:r>
     </w:p>
     <w:p>
@@ -46,7 +46,7 @@
         <w:pStyle w:val="ListBullet"/>
       </w:pPr>
       <w:r>
-        <w:t>Corrected Eureka registration endpoints so gateway and business microservices use the running Eureka server.</w:t>
+        <w:t>Configured the Eureka server and all Eureka clients to use the `eureka-server` container hostname by default.</w:t>
       </w:r>
     </w:p>
     <w:p>
@@ -54,7 +54,7 @@
         <w:pStyle w:val="ListBullet"/>
       </w:pPr>
       <w:r>
-        <w:t>Added explicit load-balanced gateway routes for task-service, user-service, and project-service, each stripping its service path prefix before forwarding.</w:t>
+        <w:t>Kept local process startup functional by setting localhost Eureka overrides only in `start.sh`.</w:t>
       </w:r>
     </w:p>
     <w:p>
@@ -62,7 +62,7 @@
         <w:pStyle w:val="ListBullet"/>
       </w:pPr>
       <w:r>
-        <w:t>Set the gateway's default server port to 29472 for platform deployment.</w:t>
+        <w:t>Preserved explicit load-balanced gateway routes for `task-service`, `user-service`, and `project-service`, each removing its service-name path prefix before forwarding.</w:t>
       </w:r>
     </w:p>
     <w:p>
@@ -70,7 +70,7 @@
         <w:pStyle w:val="ListBullet"/>
       </w:pPr>
       <w:r>
-        <w:t>Made MySQL seed data compatible and idempotent so all routed microservices start successfully.</w:t>
+        <w:t>Aligned the gateway container exposure, Compose port mapping, health check, and routing checks with port 23334.</w:t>
       </w:r>
     </w:p>
     <w:p>
@@ -89,7 +89,7 @@
         <w:pStyle w:val="ListBullet"/>
       </w:pPr>
       <w:r>
-        <w:t>gateway-service/src/main/resources/application.yml — set port 29472, corrected Eureka URL, and added explicit routes to the three business services.</w:t>
+        <w:t>eureka-server/src/main/resources/application.yml — made the Eureka instance hostname environment-configurable with `eureka-server` as the container default.</w:t>
       </w:r>
     </w:p>
     <w:p>
@@ -97,7 +97,7 @@
         <w:pStyle w:val="ListBullet"/>
       </w:pPr>
       <w:r>
-        <w:t>user-service/src/main/resources/application.yml — corrected Eureka URL.</w:t>
+        <w:t>gateway-service/src/main/resources/application.yml — use the container-aware Eureka URL and default the gateway to port 23334.</w:t>
       </w:r>
     </w:p>
     <w:p>
@@ -105,7 +105,7 @@
         <w:pStyle w:val="ListBullet"/>
       </w:pPr>
       <w:r>
-        <w:t>project-service/src/main/resources/application.yml — corrected Eureka URL.</w:t>
+        <w:t>user-service/src/main/resources/application.yml — use the container-aware Eureka URL.</w:t>
       </w:r>
     </w:p>
     <w:p>
@@ -113,7 +113,7 @@
         <w:pStyle w:val="ListBullet"/>
       </w:pPr>
       <w:r>
-        <w:t>task-service/src/main/resources/application.yml — corrected Eureka URL.</w:t>
+        <w:t>project-service/src/main/resources/application.yml — use the container-aware Eureka URL.</w:t>
       </w:r>
     </w:p>
     <w:p>
@@ -121,7 +121,7 @@
         <w:pStyle w:val="ListBullet"/>
       </w:pPr>
       <w:r>
-        <w:t>user-service/src/main/resources/application.properties — use APP_DATASOURCE_URL and define an environment-overridable admin API key default.</w:t>
+        <w:t>task-service/src/main/resources/application.yml — use the container-aware Eureka URL.</w:t>
       </w:r>
     </w:p>
     <w:p>
@@ -129,7 +129,7 @@
         <w:pStyle w:val="ListBullet"/>
       </w:pPr>
       <w:r>
-        <w:t>project-service/src/main/resources/application.properties — use APP_DATASOURCE_URL to avoid an incompatible injected URL.</w:t>
+        <w:t>start.sh — provide localhost Eureka settings when launching all services as local processes and default the gateway to port 23334.</w:t>
       </w:r>
     </w:p>
     <w:p>
@@ -137,7 +137,7 @@
         <w:pStyle w:val="ListBullet"/>
       </w:pPr>
       <w:r>
-        <w:t>task-service/src/main/resources/application.properties — use APP_DATASOURCE_URL to avoid an incompatible injected URL.</w:t>
+        <w:t>gateway-service/Dockerfile — expose the gateway's configured port 23334.</w:t>
       </w:r>
     </w:p>
     <w:p>
@@ -145,7 +145,7 @@
         <w:pStyle w:val="ListBullet"/>
       </w:pPr>
       <w:r>
-        <w:t>user-service/src/main/resources/data.sql — converted seed statements to MySQL syntax and normalized generated identifiers.</w:t>
+        <w:t>docker-compose.yml — map and health-check the gateway on port 23334.</w:t>
       </w:r>
     </w:p>
     <w:p>
@@ -153,7 +153,7 @@
         <w:pStyle w:val="ListBullet"/>
       </w:pPr>
       <w:r>
-        <w:t>project-service/src/main/resources/data.sql — converted seed statements to MySQL syntax and normalized generated identifiers.</w:t>
+        <w:t>gateway-service/src/test/java/com/example/gatewayservice/GatewayRoutingTest.java — point gateway routing checks to port 23334.</w:t>
       </w:r>
     </w:p>
     <w:p>
@@ -161,7 +161,7 @@
         <w:pStyle w:val="ListBullet"/>
       </w:pPr>
       <w:r>
-        <w:t>task-service/src/main/resources/data.sql — converted seed statements to MySQL syntax and normalized generated identifiers.</w:t>
+        <w:t>api_tests/test_microservices.sh — point gateway health-route checks to port 23334.</w:t>
       </w:r>
     </w:p>
     <w:p>
@@ -169,15 +169,7 @@
         <w:pStyle w:val="ListBullet"/>
       </w:pPr>
       <w:r>
-        <w:t>gateway-service/src/test/java/com/example/gatewayservice/GatewayRoutingTest.java — aligned the integration test port with the platform gateway port.</w:t>
-      </w:r>
-    </w:p>
-    <w:p>
-      <w:pPr>
-        <w:pStyle w:val="ListBullet"/>
-      </w:pPr>
-      <w:r>
-        <w:t>ai_changes.md — documented final changes and verification.</w:t>
+        <w:t>ai_changes.md — document the completed change and verification result.</w:t>
       </w:r>
     </w:p>
     <w:p>
@@ -196,7 +188,7 @@
         <w:pStyle w:val="ListBullet"/>
       </w:pPr>
       <w:r>
-        <w:t>api_tests/test_microservices.sh — checks all three microservice health endpoints through the gateway.</w:t>
+        <w:t>None.</w:t>
       </w:r>
     </w:p>
     <w:p>
@@ -215,7 +207,7 @@
         <w:pStyle w:val="ListBullet"/>
       </w:pPr>
       <w:r>
-        <w:t>admin API key -&gt; app.secret.admin-api-key (environment override: ADMIN_API_KEY).</w:t>
+        <w:t>None; the existing admin API key and datasource credentials remain environment-backed configuration.</w:t>
       </w:r>
     </w:p>
     <w:p>
@@ -234,7 +226,7 @@
         <w:pStyle w:val="ListBullet"/>
       </w:pPr>
       <w:r>
-        <w:t>jdbc:mysql://localhost:3306/gen_12736d347011 -&gt; jdbc:mysql://localhost:3306/gen_12736d347011 (used as the APP_DATASOURCE_URL fallback for all business services).</w:t>
+        <w:t>jdbc:mysql://localhost:3306/gen_12736d347011 -&gt; jdbc:mysql://localhost:3306/gen_12736d347011 (existing resolved datasource fallback retained without change).</w:t>
       </w:r>
     </w:p>
     <w:p>
@@ -245,52 +237,12 @@
         <w:rPr>
           <w:color w:val="2F5496"/>
         </w:rPr>
-        <w:t>Test Results Summary</w:t>
+        <w:t>Compilation Result</w:t>
       </w:r>
     </w:p>
     <w:p>
       <w:r>
-        <w:t>4 PASSED, 0 FAILED, 0 SKIPPED</w:t>
-      </w:r>
-    </w:p>
-    <w:p>
-      <w:pPr>
-        <w:pStyle w:val="ListBullet"/>
-      </w:pPr>
-      <w:r>
-        <w:t>Gateway actuator health: PASSED (200).</w:t>
-      </w:r>
-    </w:p>
-    <w:p>
-      <w:pPr>
-        <w:pStyle w:val="ListBullet"/>
-      </w:pPr>
-      <w:r>
-        <w:t>task-service gateway health route: PASSED (200).</w:t>
-      </w:r>
-    </w:p>
-    <w:p>
-      <w:pPr>
-        <w:pStyle w:val="ListBullet"/>
-      </w:pPr>
-      <w:r>
-        <w:t>user-service gateway health route: PASSED (200).</w:t>
-      </w:r>
-    </w:p>
-    <w:p>
-      <w:pPr>
-        <w:pStyle w:val="ListBullet"/>
-      </w:pPr>
-      <w:r>
-        <w:t>project-service gateway health route: PASSED (200).</w:t>
-      </w:r>
-    </w:p>
-    <w:p>
-      <w:pPr>
-        <w:pStyle w:val="ListBullet"/>
-      </w:pPr>
-      <w:r>
-        <w:t>Maven suite: PASSED (26 tests).</w:t>
+        <w:t>PASSED — `mvn compile -q` and `mvn package -DskipTests -q` completed successfully with Java 21.0.12.1.</w:t>
       </w:r>
     </w:p>
     <w:p>
@@ -306,7 +258,7 @@
     </w:p>
     <w:p>
       <w:r>
-        <w:t>Features Added:</w:t>
+        <w:t>New capabilities introduced into the existing project:</w:t>
       </w:r>
     </w:p>
     <w:p>
@@ -314,7 +266,7 @@
         <w:pStyle w:val="ListBullet"/>
       </w:pPr>
       <w:r>
-        <w:t>Corrected Eureka registration endpoints so gateway and business microservices use the running Eureka server.</w:t>
+        <w:t>Configured the Eureka server and all Eureka clients to use the `eureka-server` container hostname by default.</w:t>
       </w:r>
     </w:p>
     <w:p>
@@ -322,7 +274,7 @@
         <w:pStyle w:val="ListBullet"/>
       </w:pPr>
       <w:r>
-        <w:t>Added explicit load-balanced gateway routes for task-service, user-service, and project-service, each stripping its service path prefix before forwarding.</w:t>
+        <w:t>Kept local process startup functional by setting localhost Eureka overrides only in `start.sh`.</w:t>
       </w:r>
     </w:p>
     <w:p>
@@ -330,7 +282,7 @@
         <w:pStyle w:val="ListBullet"/>
       </w:pPr>
       <w:r>
-        <w:t>Set the gateway's default server port to 29472 for platform deployment.</w:t>
+        <w:t>Preserved explicit load-balanced gateway routes for `task-service`, `user-service`, and `project-service`, each removing its service-name path prefix before forwarding.</w:t>
       </w:r>
     </w:p>
     <w:p>
@@ -338,12 +290,12 @@
         <w:pStyle w:val="ListBullet"/>
       </w:pPr>
       <w:r>
-        <w:t>Made MySQL seed data compatible and idempotent so all routed microservices start successfully.</w:t>
+        <w:t>Aligned the gateway container exposure, Compose port mapping, health check, and routing checks with port 23334.</w:t>
       </w:r>
     </w:p>
     <w:p>
       <w:r>
-        <w:t>Files Modified:</w:t>
+        <w:t>Existing files extended or updated to support the new features:</w:t>
       </w:r>
     </w:p>
     <w:p>
@@ -351,7 +303,7 @@
         <w:pStyle w:val="ListBullet"/>
       </w:pPr>
       <w:r>
-        <w:t>gateway-service/src/main/resources/application.yml — set port 29472, corrected Eureka URL, and added explicit routes to the three business services.</w:t>
+        <w:t>eureka-server/src/main/resources/application.yml — made the Eureka instance hostname environment-configurable with `eureka-server` as the container default.</w:t>
       </w:r>
     </w:p>
     <w:p>
@@ -359,7 +311,7 @@
         <w:pStyle w:val="ListBullet"/>
       </w:pPr>
       <w:r>
-        <w:t>user-service/src/main/resources/application.yml — corrected Eureka URL.</w:t>
+        <w:t>gateway-service/src/main/resources/application.yml — use the container-aware Eureka URL and default the gateway to port 23334.</w:t>
       </w:r>
     </w:p>
     <w:p>
@@ -367,7 +319,7 @@
         <w:pStyle w:val="ListBullet"/>
       </w:pPr>
       <w:r>
-        <w:t>project-service/src/main/resources/application.yml — corrected Eureka URL.</w:t>
+        <w:t>user-service/src/main/resources/application.yml — use the container-aware Eureka URL.</w:t>
       </w:r>
     </w:p>
     <w:p>
@@ -375,7 +327,7 @@
         <w:pStyle w:val="ListBullet"/>
       </w:pPr>
       <w:r>
-        <w:t>task-service/src/main/resources/application.yml — corrected Eureka URL.</w:t>
+        <w:t>project-service/src/main/resources/application.yml — use the container-aware Eureka URL.</w:t>
       </w:r>
     </w:p>
     <w:p>
@@ -383,7 +335,7 @@
         <w:pStyle w:val="ListBullet"/>
       </w:pPr>
       <w:r>
-        <w:t>user-service/src/main/resources/application.properties — use APP_DATASOURCE_URL and define an environment-overridable admin API key default.</w:t>
+        <w:t>task-service/src/main/resources/application.yml — use the container-aware Eureka URL.</w:t>
       </w:r>
     </w:p>
     <w:p>
@@ -391,7 +343,7 @@
         <w:pStyle w:val="ListBullet"/>
       </w:pPr>
       <w:r>
-        <w:t>project-service/src/main/resources/application.properties — use APP_DATASOURCE_URL to avoid an incompatible injected URL.</w:t>
+        <w:t>start.sh — provide localhost Eureka settings when launching all services as local processes and default the gateway to port 23334.</w:t>
       </w:r>
     </w:p>
     <w:p>
@@ -399,7 +351,7 @@
         <w:pStyle w:val="ListBullet"/>
       </w:pPr>
       <w:r>
-        <w:t>task-service/src/main/resources/application.properties — use APP_DATASOURCE_URL to avoid an incompatible injected URL.</w:t>
+        <w:t>gateway-service/Dockerfile — expose the gateway's configured port 23334.</w:t>
       </w:r>
     </w:p>
     <w:p>
@@ -407,7 +359,7 @@
         <w:pStyle w:val="ListBullet"/>
       </w:pPr>
       <w:r>
-        <w:t>user-service/src/main/resources/data.sql — converted seed statements to MySQL syntax and normalized generated identifiers.</w:t>
+        <w:t>docker-compose.yml — map and health-check the gateway on port 23334.</w:t>
       </w:r>
     </w:p>
     <w:p>
@@ -415,7 +367,7 @@
         <w:pStyle w:val="ListBullet"/>
       </w:pPr>
       <w:r>
-        <w:t>project-service/src/main/resources/data.sql — converted seed statements to MySQL syntax and normalized generated identifiers.</w:t>
+        <w:t>gateway-service/src/test/java/com/example/gatewayservice/GatewayRoutingTest.java — point gateway routing checks to port 23334.</w:t>
       </w:r>
     </w:p>
     <w:p>
@@ -423,7 +375,7 @@
         <w:pStyle w:val="ListBullet"/>
       </w:pPr>
       <w:r>
-        <w:t>task-service/src/main/resources/data.sql — converted seed statements to MySQL syntax and normalized generated identifiers.</w:t>
+        <w:t>api_tests/test_microservices.sh — point gateway health-route checks to port 23334.</w:t>
       </w:r>
     </w:p>
     <w:p>
@@ -431,7 +383,12 @@
         <w:pStyle w:val="ListBullet"/>
       </w:pPr>
       <w:r>
-        <w:t>gateway-service/src/test/java/com/example/gatewayservice/GatewayRoutingTest.java — aligned the integration test port with the platform gateway port.</w:t>
+        <w:t>ai_changes.md — document the completed change and verification result.</w:t>
+      </w:r>
+    </w:p>
+    <w:p>
+      <w:r>
+        <w:t>New files created as part of this change:</w:t>
       </w:r>
     </w:p>
     <w:p>
@@ -439,20 +396,7 @@
         <w:pStyle w:val="ListBullet"/>
       </w:pPr>
       <w:r>
-        <w:t>ai_changes.md — documented final changes and verification.</w:t>
-      </w:r>
-    </w:p>
-    <w:p>
-      <w:r>
-        <w:t>Files Added:</w:t>
-      </w:r>
-    </w:p>
-    <w:p>
-      <w:pPr>
-        <w:pStyle w:val="ListBullet"/>
-      </w:pPr>
-      <w:r>
-        <w:t>api_tests/test_microservices.sh — checks all three microservice health endpoints through the gateway.</w:t>
+        <w:t>None.</w:t>
       </w:r>
     </w:p>
     <w:p>
@@ -494,10 +438,10 @@
         <w:tab/>
         <w:t>Gateway health check</w:t>
         <w:tab/>
-        <w:t>200</w:t>
         <w:tab/>
-        <w:t>PASS</w:t>
+        <w:t>FAIL</w:t>
         <w:tab/>
+        <w:t>Skipped: testing framework is none; Step 6 instructed no server start or API test execution.</w:t>
         <w:br/>
         <w:t>2</w:t>
         <w:tab/>
@@ -505,12 +449,12 @@
         <w:tab/>
         <w:t>/task-service/actuator/health</w:t>
         <w:tab/>
-        <w:t>Gateway route to task-service health</w:t>
+        <w:t>Task service health through gateway</w:t>
         <w:tab/>
-        <w:t>200</w:t>
         <w:tab/>
-        <w:t>PASS</w:t>
+        <w:t>FAIL</w:t>
         <w:tab/>
+        <w:t>Skipped: testing framework is none; Step 6 instructed no server start or API test execution.</w:t>
         <w:br/>
         <w:t>3</w:t>
         <w:tab/>
@@ -518,12 +462,12 @@
         <w:tab/>
         <w:t>/user-service/actuator/health</w:t>
         <w:tab/>
-        <w:t>Gateway route to user-service health</w:t>
+        <w:t>User service health through gateway</w:t>
         <w:tab/>
-        <w:t>200</w:t>
         <w:tab/>
-        <w:t>PASS</w:t>
+        <w:t>FAIL</w:t>
         <w:tab/>
+        <w:t>Skipped: testing framework is none; Step 6 instructed no server start or API test execution.</w:t>
         <w:br/>
         <w:t>4</w:t>
         <w:tab/>
@@ -531,11 +475,12 @@
         <w:tab/>
         <w:t>/project-service/actuator/health</w:t>
         <w:tab/>
-        <w:t>Gateway route to project-service health</w:t>
+        <w:t>Project service health through gateway</w:t>
         <w:tab/>
-        <w:t>200</w:t>
         <w:tab/>
-        <w:t>PASS</w:t>
+        <w:t>FAIL</w:t>
+        <w:tab/>
+        <w:t>Skipped: testing framework is none; Step 6 instructed no server start or API test execution.</w:t>
       </w:r>
     </w:p>
     <w:sectPr>
